--- a/docs/evidence/review-packets/emse-submission-v1/upload-set/EMSE_main_manuscript.docx
+++ b/docs/evidence/review-packets/emse-submission-v1/upload-set/EMSE_main_manuscript.docx
@@ -4242,7 +4242,34 @@
     </w:p>
     <w:p>
       <w:r>
-        <w:t>The retained benchmark packets, scored artifact chains, synthesis memos, and reviewer materials that support this manuscript are archived in a project repository maintained by the corresponding author. The manuscript-facing supplement identifies the branch-level run universes, reviewer procedures, and retained evidence surfaces used in the paper. Because the archive includes operational materials and review artifacts, it is not presently posted as a public dataset, but editor and reviewer access can be provided on reasonable request.</w:t>
+        <w:t xml:space="preserve">The retained benchmark packets, scored artifact chains, synthesis memos, reviewer materials, manuscript supplement, and selected reproducibility scripts that support this manuscript are publicly available in the Quantyra Teaching Artifacts repository: </w:t>
+      </w:r>
+      <w:r>
+        <w:rPr>
+          <w:rFonts w:ascii="Consolas" w:hAnsi="Consolas"/>
+        </w:rPr>
+        <w:t>https://github.com/dfredriksen/quantyra-teaching-artifacts</w:t>
+      </w:r>
+      <w:r>
+        <w:t xml:space="preserve">. The fixed paper-support release cited for this submission is version </w:t>
+      </w:r>
+      <w:r>
+        <w:rPr>
+          <w:rFonts w:ascii="Consolas" w:hAnsi="Consolas"/>
+        </w:rPr>
+        <w:t>v1.0.1</w:t>
+      </w:r>
+      <w:r>
+        <w:t xml:space="preserve">: </w:t>
+      </w:r>
+      <w:r>
+        <w:rPr>
+          <w:rFonts w:ascii="Consolas" w:hAnsi="Consolas"/>
+        </w:rPr>
+        <w:t>https://github.com/dfredriksen/quantyra-teaching-artifacts/releases/tag/v1.0.1</w:t>
+      </w:r>
+      <w:r>
+        <w:t>. The manuscript-facing supplement identifies the branch-level run universes, reviewer procedures, and retained evidence surfaces used in the paper.</w:t>
       </w:r>
     </w:p>
     <w:p>
@@ -4251,6 +4278,32 @@
       </w:pPr>
       <w:r>
         <w:t>References</w:t>
+      </w:r>
+    </w:p>
+    <w:p>
+      <w:pPr>
+        <w:pStyle w:val="ReferenceEntry"/>
+      </w:pPr>
+      <w:r>
+        <w:t xml:space="preserve">Fredriksen, Daniel Eric. 2026. </w:t>
+      </w:r>
+      <w:r>
+        <w:rPr>
+          <w:i/>
+        </w:rPr>
+        <w:t>Quantyra Teaching Artifacts</w:t>
+      </w:r>
+      <w:r>
+        <w:t xml:space="preserve">. Version </w:t>
+      </w:r>
+      <w:r>
+        <w:rPr>
+          <w:rFonts w:ascii="Consolas" w:hAnsi="Consolas"/>
+        </w:rPr>
+        <w:t>v1.0.1</w:t>
+      </w:r>
+      <w:r>
+        <w:t>. GitHub repository. https://github.com/dfredriksen/quantyra-teaching-artifacts/releases/tag/v1.0.1.</w:t>
       </w:r>
     </w:p>
     <w:p>
